--- a/public/application-forms/2026/Individual/inhouse/EFG-Course-Registration-Individual-WAHRC.docx
+++ b/public/application-forms/2026/Individual/inhouse/EFG-Course-Registration-Individual-WAHRC.docx
@@ -10655,17 +10655,7 @@
           <w:szCs w:val="24"/>
           <w:lang w:bidi="ta-IN"/>
         </w:rPr>
-        <w:t xml:space="preserve">   __________________________</w:t>
-      </w:r>
-      <w:proofErr w:type="gramStart"/>
-      <w:r>
-        <w:rPr>
-          <w:rFonts w:ascii="Times New Roman" w:eastAsia="Times New Roman" w:hAnsi="Times New Roman" w:cs="Latha"/>
-          <w:sz w:val="24"/>
-          <w:szCs w:val="24"/>
-          <w:lang w:bidi="ta-IN"/>
-        </w:rPr>
-        <w:t xml:space="preserve">            </w:t>
+        <w:t xml:space="preserve">   __________________________            </w:t>
       </w:r>
       <w:r>
         <w:rPr>
@@ -10692,17 +10682,7 @@
           <w:szCs w:val="24"/>
           <w:lang w:bidi="ta-IN"/>
         </w:rPr>
-        <w:t xml:space="preserve">     </w:t>
-      </w:r>
-      <w:proofErr w:type="gramEnd"/>
-      <w:r>
-        <w:rPr>
-          <w:rFonts w:ascii="Times New Roman" w:eastAsia="Times New Roman" w:hAnsi="Times New Roman" w:cs="Latha"/>
-          <w:sz w:val="24"/>
-          <w:szCs w:val="24"/>
-          <w:lang w:bidi="ta-IN"/>
-        </w:rPr>
-        <w:t>__________________________</w:t>
+        <w:t xml:space="preserve">     __________________________</w:t>
       </w:r>
       <w:r>
         <w:rPr>
@@ -10995,7 +10975,6 @@
                                       <w:lang w:bidi="ta-IN"/>
                                     </w:rPr>
                                   </w:pPr>
-                                  <w:proofErr w:type="gramStart"/>
                                   <w:r>
                                     <w:rPr>
                                       <w:rFonts w:ascii="Aptos" w:eastAsia="Aptos" w:hAnsi="Aptos" w:cs="Latha"/>
@@ -11005,7 +10984,6 @@
                                     </w:rPr>
                                     <w:t>Date :</w:t>
                                   </w:r>
-                                  <w:proofErr w:type="gramEnd"/>
                                 </w:p>
                               </w:tc>
                               <w:tc>
@@ -11288,7 +11266,6 @@
                                 <w:lang w:bidi="ta-IN"/>
                               </w:rPr>
                             </w:pPr>
-                            <w:proofErr w:type="gramStart"/>
                             <w:r>
                               <w:rPr>
                                 <w:rFonts w:ascii="Aptos" w:eastAsia="Aptos" w:hAnsi="Aptos" w:cs="Latha"/>
@@ -11298,7 +11275,6 @@
                               </w:rPr>
                               <w:t>Date :</w:t>
                             </w:r>
-                            <w:proofErr w:type="gramEnd"/>
                           </w:p>
                         </w:tc>
                         <w:tc>
@@ -11821,21 +11797,12 @@
                     </w:rPr>
                     <w:t xml:space="preserve">  </w:t>
                   </w:r>
-                  <w:proofErr w:type="spellStart"/>
                   <w:r>
                     <w:rPr>
                       <w:rFonts w:ascii="Calibri" w:eastAsia="Times New Roman" w:hAnsi="Calibri" w:cs="Calibri"/>
                       <w:lang w:bidi="ta-IN"/>
                     </w:rPr>
-                    <w:t>Cheque</w:t>
-                  </w:r>
-                  <w:proofErr w:type="spellEnd"/>
-                  <w:r>
-                    <w:rPr>
-                      <w:rFonts w:ascii="Calibri" w:eastAsia="Times New Roman" w:hAnsi="Calibri" w:cs="Calibri"/>
-                      <w:lang w:bidi="ta-IN"/>
-                    </w:rPr>
-                    <w:t xml:space="preserve"> No. __________  </w:t>
+                    <w:t xml:space="preserve">Cheque No. __________  </w:t>
                   </w:r>
                   <w:r>
                     <w:rPr>
@@ -14274,13 +14241,16 @@
         <w:fldChar w:fldCharType="begin"/>
       </w:r>
       <w:r>
-        <w:instrText xml:space="preserve"> </w:instrText>
+        <w:instrText xml:space="preserve"> INCLUDEPICTURE  "http://cdn.shopify.com/s/files/1/0567/7475/4503/articles/Falls_from_height_1024x.jpg?v=1623676675" \* MERGEFORMATINET </w:instrText>
       </w:r>
       <w:r>
-        <w:instrText>INCLUDEPICTURE  "http://cdn.shopify.com/s/files/1/0567/7475/4503/articles/Falls_from_height_1024x.jpg?v=1623676675" \* MERGEFORMATINET</w:instrText>
+        <w:fldChar w:fldCharType="separate"/>
       </w:r>
       <w:r>
-        <w:instrText xml:space="preserve"> </w:instrText>
+        <w:fldChar w:fldCharType="begin"/>
+      </w:r>
+      <w:r>
+        <w:instrText xml:space="preserve"> INCLUDEPICTURE  "http://cdn.shopify.com/s/files/1/0567/7475/4503/articles/Falls_from_height_1024x.jpg?v=1623676675" \* MERGEFORMATINET </w:instrText>
       </w:r>
       <w:r>
         <w:fldChar w:fldCharType="separate"/>
@@ -14310,6 +14280,9 @@
             <v:imagedata r:id="rId16" r:href="rId17"/>
           </v:shape>
         </w:pict>
+      </w:r>
+      <w:r>
+        <w:fldChar w:fldCharType="end"/>
       </w:r>
       <w:r>
         <w:fldChar w:fldCharType="end"/>
@@ -15383,9 +15356,18 @@
         <w:rFonts w:ascii="Calibri" w:eastAsia="Times New Roman" w:hAnsi="Calibri" w:cs="Calibri"/>
         <w:sz w:val="18"/>
         <w:szCs w:val="18"/>
-        <w:lang w:val="x-none" w:eastAsia="x-none" w:bidi="ta-IN"/>
+        <w:lang w:eastAsia="x-none" w:bidi="ta-IN"/>
       </w:rPr>
-      <w:t xml:space="preserve">EFG-SP-01 </w:t>
+      <w:t>EFG-SP-02 A</w:t>
+    </w:r>
+    <w:r>
+      <w:rPr>
+        <w:rFonts w:ascii="Calibri" w:eastAsia="Times New Roman" w:hAnsi="Calibri" w:cs="Calibri"/>
+        <w:sz w:val="18"/>
+        <w:szCs w:val="18"/>
+        <w:lang w:eastAsia="x-none" w:bidi="ta-IN"/>
+      </w:rPr>
+      <w:t xml:space="preserve"> </w:t>
     </w:r>
     <w:r>
       <w:rPr>
@@ -15394,16 +15376,7 @@
         <w:szCs w:val="18"/>
         <w:lang w:val="x-none" w:eastAsia="x-none" w:bidi="ta-IN"/>
       </w:rPr>
-      <w:t>A</w:t>
-    </w:r>
-    <w:r>
-      <w:rPr>
-        <w:rFonts w:ascii="Calibri" w:eastAsia="Times New Roman" w:hAnsi="Calibri" w:cs="Calibri"/>
-        <w:sz w:val="18"/>
-        <w:szCs w:val="18"/>
-        <w:lang w:val="x-none" w:eastAsia="x-none" w:bidi="ta-IN"/>
-      </w:rPr>
-      <w:t xml:space="preserve"> | Rev0</w:t>
+      <w:t>| Rev0</w:t>
     </w:r>
     <w:r>
       <w:rPr>
@@ -15496,7 +15469,7 @@
           <v:path o:extrusionok="f" gradientshapeok="t" o:connecttype="rect"/>
           <o:lock v:ext="edit" aspectratio="t"/>
         </v:shapetype>
-        <v:shape id="Picture 23" o:spid="_x0000_i1026" type="#_x0000_t75" alt="Service Provider for iso Certification in Singapore ..." style="width:39.75pt;height:37.5pt;visibility:visible">
+        <v:shape id="Picture 23" o:spid="_x0000_i1078" type="#_x0000_t75" alt="Service Provider for iso Certification in Singapore ..." style="width:39.75pt;height:37.5pt;visibility:visible">
           <v:imagedata r:id="rId1" o:title="Service Provider for iso Certification in Singapore "/>
         </v:shape>
       </w:pict>
@@ -15517,7 +15490,7 @@
         <w:lang w:val="en-SG" w:eastAsia="en-SG"/>
       </w:rPr>
       <w:pict w14:anchorId="2E1CE3AE">
-        <v:shape id="Picture 25" o:spid="_x0000_i1027" type="#_x0000_t75" alt="Service Provider for iso Certification in Singapore - Banyancertification" style="width:34.5pt;height:36pt;visibility:visible">
+        <v:shape id="Picture 25" o:spid="_x0000_i1079" type="#_x0000_t75" alt="Service Provider for iso Certification in Singapore - Banyancertification" style="width:34.5pt;height:36pt;visibility:visible">
           <v:imagedata r:id="rId2" o:title="Service Provider for iso Certification in Singapore - Banyancertification"/>
         </v:shape>
       </w:pict>
@@ -15538,7 +15511,7 @@
         <w:lang w:val="en-SG" w:eastAsia="en-SG"/>
       </w:rPr>
       <w:pict w14:anchorId="255764A7">
-        <v:shape id="Picture 1" o:spid="_x0000_i1028" type="#_x0000_t75" style="width:33pt;height:34.5pt;visibility:visible">
+        <v:shape id="Picture 1" o:spid="_x0000_i1080" type="#_x0000_t75" style="width:33pt;height:34.5pt;visibility:visible">
           <v:imagedata r:id="rId3" o:title=""/>
         </v:shape>
       </w:pict>
@@ -15559,7 +15532,7 @@
         <w:lang w:val="en-SG" w:eastAsia="en-SG"/>
       </w:rPr>
       <w:pict w14:anchorId="24BD175D">
-        <v:shape id="Picture 8" o:spid="_x0000_i1029" type="#_x0000_t75" alt="ssg" style="width:55.5pt;height:32.25pt;visibility:visible">
+        <v:shape id="Picture 8" o:spid="_x0000_i1081" type="#_x0000_t75" alt="ssg" style="width:55.5pt;height:32.25pt;visibility:visible">
           <v:imagedata r:id="rId4" o:title="ssg"/>
         </v:shape>
       </w:pict>
@@ -15580,7 +15553,7 @@
         <w:lang w:val="en-SG" w:eastAsia="en-SG"/>
       </w:rPr>
       <w:pict w14:anchorId="05360336">
-        <v:shape id="Picture 20" o:spid="_x0000_i1030" type="#_x0000_t75" style="width:60.75pt;height:34.5pt;visibility:visible">
+        <v:shape id="Picture 20" o:spid="_x0000_i1082" type="#_x0000_t75" style="width:60.75pt;height:34.5pt;visibility:visible">
           <v:imagedata r:id="rId5" o:title="WhatsApp Image 2023-05-31 at 12" croptop="3799f" cropbottom="2713f" cropleft="1852f" cropright="1256f"/>
         </v:shape>
       </w:pict>
@@ -15603,7 +15576,7 @@
         <w:lang w:val="en-SG" w:eastAsia="en-SG"/>
       </w:rPr>
       <w:pict w14:anchorId="0425D97B">
-        <v:shape id="_x0000_i1031" type="#_x0000_t75" style="width:45pt;height:29.25pt;visibility:visible">
+        <v:shape id="_x0000_i1083" type="#_x0000_t75" style="width:45pt;height:29.25pt;visibility:visible">
           <v:imagedata r:id="rId6" o:title=""/>
         </v:shape>
       </w:pict>
@@ -15733,7 +15706,34 @@
         <w:szCs w:val="16"/>
         <w:lang w:val="x-none" w:eastAsia="x-none" w:bidi="ta-IN"/>
       </w:rPr>
-      <w:t xml:space="preserve">            EFG-SP-01 A | Rev03/01-02-202</w:t>
+      <w:t xml:space="preserve">            </w:t>
+    </w:r>
+    <w:r>
+      <w:rPr>
+        <w:rFonts w:ascii="Calibri" w:eastAsia="Times New Roman" w:hAnsi="Calibri" w:cs="Calibri"/>
+        <w:sz w:val="16"/>
+        <w:szCs w:val="16"/>
+        <w:lang w:eastAsia="x-none" w:bidi="ta-IN"/>
+      </w:rPr>
+      <w:t>EFG-SP-02 A</w:t>
+    </w:r>
+    <w:r>
+      <w:rPr>
+        <w:rFonts w:ascii="Calibri" w:eastAsia="Times New Roman" w:hAnsi="Calibri" w:cs="Calibri"/>
+        <w:sz w:val="16"/>
+        <w:szCs w:val="16"/>
+        <w:lang w:eastAsia="x-none" w:bidi="ta-IN"/>
+      </w:rPr>
+      <w:t xml:space="preserve"> </w:t>
+    </w:r>
+    <w:r>
+      <w:rPr>
+        <w:rFonts w:ascii="Calibri" w:eastAsia="Times New Roman" w:hAnsi="Calibri" w:cs="Calibri"/>
+        <w:sz w:val="16"/>
+        <w:szCs w:val="16"/>
+        <w:lang w:val="x-none" w:eastAsia="x-none" w:bidi="ta-IN"/>
+      </w:rPr>
+      <w:t>| Rev03/01-02-202</w:t>
     </w:r>
     <w:r>
       <w:rPr>
@@ -16768,7 +16768,7 @@
           <v:path o:extrusionok="f" gradientshapeok="t" o:connecttype="rect"/>
           <o:lock v:ext="edit" aspectratio="t"/>
         </v:shapetype>
-        <v:shape id="_x0000_i1025" type="#_x0000_t75" style="width:61.5pt;height:53.25pt">
+        <v:shape id="_x0000_i1025" type="#_x0000_t75" style="width:60.75pt;height:53.25pt">
           <v:imagedata r:id="rId2" o:title=""/>
         </v:shape>
       </w:pict>
@@ -17171,7 +17171,7 @@
           <v:path o:extrusionok="f" gradientshapeok="t" o:connecttype="rect"/>
           <o:lock v:ext="edit" aspectratio="t"/>
         </v:shapetype>
-        <v:shape id="_x0000_i1035" type="#_x0000_t75" style="width:61.5pt;height:53.25pt">
+        <v:shape id="_x0000_i1035" type="#_x0000_t75" style="width:60.75pt;height:53.25pt">
           <v:imagedata r:id="rId3" o:title=""/>
         </v:shape>
       </w:pict>
@@ -18046,7 +18046,6 @@
   <w:style w:type="character" w:default="1" w:styleId="DefaultParagraphFont">
     <w:name w:val="Default Paragraph Font"/>
     <w:uiPriority w:val="1"/>
-    <w:semiHidden/>
     <w:unhideWhenUsed/>
   </w:style>
   <w:style w:type="table" w:default="1" w:styleId="TableNormal">
